--- a/Part-Two-Ch07-The-Union-Breaks/Fort Sumter.docx
+++ b/Part-Two-Ch07-The-Union-Breaks/Fort Sumter.docx
@@ -9,25 +9,22 @@
         <w:tblLook w:firstColumn="1" w:firstRow="1" w:lastColumn="0" w:lastRow="0" w:noHBand="0" w:noVBand="1" w:val="04A0"/>
       </w:tblPr>
       <w:tblGrid>
-        <w:gridCol w:w="9936"/>
+        <w:gridCol w:w="10224"/>
       </w:tblGrid>
       <w:tr>
         <w:tc>
           <w:tcPr>
-            <w:tcW w:type="dxa" w:w="9936"/>
+            <w:tcW w:type="dxa" w:w="10224"/>
             <w:shd w:val="clear" w:fill="B1442F"/>
           </w:tcPr>
           <w:p>
-            <w:pPr>
-              <w:jc w:val="left"/>
-            </w:pPr>
             <w:r>
               <w:rPr>
                 <w:b/>
                 <w:color w:val="FFE6DE"/>
                 <w:sz w:val="18"/>
               </w:rPr>
-              <w:t>CHAPTER 7 · DEEP DIVE · A HOUSE DIVIDED</w:t>
+              <w:t>PROMISE &amp; PRACTICE  ·  DEEP DIVE  ·  SOURCE ANALYSIS</w:t>
             </w:r>
           </w:p>
           <w:p>
@@ -35,18 +32,19 @@
               <w:rPr>
                 <w:b/>
                 <w:color w:val="FFFFFF"/>
-                <w:sz w:val="40"/>
+                <w:sz w:val="42"/>
               </w:rPr>
-              <w:t>Fort Sumter</w:t>
+              <w:t>Fort Sumter — A House Divided</w:t>
             </w:r>
           </w:p>
           <w:p>
             <w:r>
               <w:rPr>
+                <w:i/>
                 <w:color w:val="FFE6DE"/>
-                <w:sz w:val="21"/>
+                <w:sz w:val="22"/>
               </w:rPr>
-              <w:t>The first shots of the Civil War — and the clever trap that forced the South to fire them. April 1861.</w:t>
+              <w:t>How a Food Shipment Started a War</w:t>
             </w:r>
           </w:p>
         </w:tc>
@@ -64,7 +62,7 @@
         <w:rPr>
           <w:sz w:val="21"/>
         </w:rPr>
-        <w:t xml:space="preserve">__________________________    </w:t>
+        <w:t xml:space="preserve">______________________________    </w:t>
       </w:r>
       <w:r>
         <w:rPr>
@@ -90,30 +88,190 @@
         <w:rPr>
           <w:sz w:val="21"/>
         </w:rPr>
-        <w:t>______________</w:t>
+        <w:t>________________</w:t>
+      </w:r>
+    </w:p>
+    <w:tbl>
+      <w:tblPr>
+        <w:tblW w:type="auto" w:w="0"/>
+        <w:tblLayout w:type="autofit"/>
+        <w:tblLook w:firstColumn="1" w:firstRow="1" w:lastColumn="0" w:lastRow="0" w:noHBand="0" w:noVBand="1" w:val="04A0"/>
+      </w:tblPr>
+      <w:tblGrid>
+        <w:gridCol w:w="10224"/>
+      </w:tblGrid>
+      <w:tr>
+        <w:tc>
+          <w:tcPr>
+            <w:tcW w:type="dxa" w:w="10224"/>
+            <w:shd w:val="clear" w:fill="f4c04e"/>
+          </w:tcPr>
+          <w:p>
+            <w:r>
+              <w:rPr>
+                <w:b/>
+                <w:color w:val="5A4512"/>
+                <w:sz w:val="19"/>
+              </w:rPr>
+              <w:t xml:space="preserve">WHAT I CAN DO TODAY   </w:t>
+            </w:r>
+            <w:r>
+              <w:rPr>
+                <w:color w:val="5A4512"/>
+                <w:sz w:val="21"/>
+              </w:rPr>
+              <w:t>I can read primary sources about Fort Sumter — A House Divided, weigh who made each one and why, and use evidence to answer historical questions.</w:t>
+            </w:r>
+          </w:p>
+        </w:tc>
+      </w:tr>
+    </w:tbl>
+    <w:p>
+      <w:r>
+        <w:rPr>
+          <w:b/>
+          <w:color w:val="B1442F"/>
+        </w:rPr>
+        <w:t xml:space="preserve">Directions. </w:t>
+      </w:r>
+      <w:r>
+        <w:rPr>
+          <w:sz w:val="22"/>
+        </w:rPr>
+        <w:t>Big events rarely have one cause. Trace the chain of decisions that led from a hungry fort to a nation at war</w:t>
       </w:r>
     </w:p>
     <w:p/>
     <w:p>
       <w:r>
         <w:rPr>
+          <w:b/>
+          <w:color w:val="B1442F"/>
+          <w:sz w:val="26"/>
+        </w:rPr>
+        <w:t>THE SOURCES</w:t>
+      </w:r>
+    </w:p>
+    <w:p>
+      <w:pPr>
+        <w:spacing w:before="160"/>
+      </w:pPr>
+      <w:r>
+        <w:rPr>
+          <w:b/>
+          <w:color w:val="1C1714"/>
+          <w:sz w:val="23"/>
+        </w:rPr>
+        <w:t>THE IMAGE · APRIL 1861  —  The Bombardment of Fort Sumter</w:t>
+      </w:r>
+    </w:p>
+    <w:p>
+      <w:pPr>
+        <w:jc w:val="center"/>
+      </w:pPr>
+      <w:r>
+        <w:drawing>
+          <wp:inline xmlns:a="http://schemas.openxmlformats.org/drawingml/2006/main" xmlns:pic="http://schemas.openxmlformats.org/drawingml/2006/picture">
+            <wp:extent cx="3931920" cy="2862929"/>
+            <wp:docPr id="1" name="Picture 1"/>
+            <wp:cNvGraphicFramePr>
+              <a:graphicFrameLocks noChangeAspect="1"/>
+            </wp:cNvGraphicFramePr>
+            <a:graphic>
+              <a:graphicData uri="http://schemas.openxmlformats.org/drawingml/2006/picture">
+                <pic:pic>
+                  <pic:nvPicPr>
+                    <pic:cNvPr id="0" name="image.jpg"/>
+                    <pic:cNvPicPr/>
+                  </pic:nvPicPr>
+                  <pic:blipFill>
+                    <a:blip r:embed="rId9"/>
+                    <a:stretch>
+                      <a:fillRect/>
+                    </a:stretch>
+                  </pic:blipFill>
+                  <pic:spPr>
+                    <a:xfrm>
+                      <a:off x="0" y="0"/>
+                      <a:ext cx="3931920" cy="2862929"/>
+                    </a:xfrm>
+                    <a:prstGeom prst="rect"/>
+                  </pic:spPr>
+                </pic:pic>
+              </a:graphicData>
+            </a:graphic>
+          </wp:inline>
+        </w:drawing>
+      </w:r>
+    </w:p>
+    <w:p>
+      <w:pPr>
+        <w:ind w:left="432"/>
+      </w:pPr>
+      <w:r>
+        <w:rPr>
           <w:i/>
           <w:color w:val="1C1714"/>
           <w:sz w:val="22"/>
         </w:rPr>
-        <w:t>The first shots of the Civil War — and the clever trap that forced the South to fire them. April 1861.</w:t>
+        <w:t>No soldier was killed in the 34-hour bombardment itself — yet this was the spark that lit four years of the bloodiest war in American history</w:t>
+      </w:r>
+    </w:p>
+    <w:p>
+      <w:r>
+        <w:rPr>
+          <w:color w:val="6A6256"/>
+          <w:sz w:val="17"/>
+        </w:rPr>
+        <w:t>“Bombardment of Fort Sumter, Charleston Harbor, April 12 &amp; 13, 1861” — lithograph, Currier &amp; Ives, 1861, public domain (Library of Congress).</w:t>
       </w:r>
     </w:p>
     <w:p>
       <w:pPr>
-        <w:spacing w:after="80"/>
+        <w:spacing w:before="160"/>
       </w:pPr>
       <w:r>
         <w:rPr>
+          <w:b/>
           <w:color w:val="1C1714"/>
           <w:sz w:val="23"/>
         </w:rPr>
-        <w:t>If you knew war was coming, would you fire the first shot — or make the other side do it?</w:t>
+        <w:t>SOURCE · A NORTHERN NEWSPAPER · APRIL 1861  —  The reaction in the North</w:t>
+      </w:r>
+    </w:p>
+    <w:p>
+      <w:pPr>
+        <w:ind w:left="432"/>
+      </w:pPr>
+      <w:r>
+        <w:rPr>
+          <w:i/>
+          <w:color w:val="1C1714"/>
+          <w:sz w:val="22"/>
+        </w:rPr>
+        <w:t>“The heather is on fire. … The attack upon Fort Sumter has made the North a unit. … Party is forgotten; every man is for his country.”</w:t>
+        <w:br/>
+        <w:t>— widely reprinted Northern editorial, April 1861. Public domain</w:t>
+      </w:r>
+    </w:p>
+    <w:p>
+      <w:r>
+        <w:rPr>
+          <w:color w:val="6A6256"/>
+          <w:sz w:val="17"/>
+        </w:rPr>
+        <w:t>— widely reprinted Northern editorial, April 1861. Public domain.</w:t>
+      </w:r>
+    </w:p>
+    <w:p/>
+    <w:p>
+      <w:r>
+        <w:rPr>
+          <w:b/>
+          <w:color w:val="B1442F"/>
+          <w:sz w:val="26"/>
+        </w:rPr>
+        <w:t>YOUR WORK</w:t>
       </w:r>
     </w:p>
     <w:p>
@@ -123,54 +281,65 @@
       <w:r>
         <w:rPr>
           <w:b/>
-          <w:color w:val="B1442F"/>
-          <w:sz w:val="28"/>
+          <w:color w:val="FFFFFF"/>
+          <w:sz w:val="20"/>
+          <w:shd w:val="clear" w:fill="B1442F"/>
         </w:rPr>
-        <w:t>A Fort in a Hostile Harbor</w:t>
+        <w:t xml:space="preserve">  QUESTION 1  </w:t>
+      </w:r>
+      <w:r>
+        <w:rPr>
+          <w:b/>
+          <w:color w:val="6A6256"/>
+          <w:sz w:val="18"/>
+        </w:rPr>
+        <w:t xml:space="preserve">   STEP 1 · BUILD THE CHAIN</w:t>
       </w:r>
     </w:p>
     <w:p>
       <w:r>
         <w:rPr>
-          <w:b/>
-          <w:color w:val="6A6256"/>
-          <w:sz w:val="17"/>
+          <w:b w:val="0"/>
+          <w:color w:val="1C1714"/>
+          <w:sz w:val="23"/>
         </w:rPr>
-        <w:t>THE STANDOFF</w:t>
+        <w:t>Put these five events in the correct order by numbering them 1–5: (a) four more states secede · (b) Lincoln sends food to the fort · (c) Lincoln calls for 75,000 volunteers · (d) the fort runs low on supplies · (e) the Confederacy bombards the fort.</w:t>
       </w:r>
     </w:p>
     <w:p>
       <w:pPr>
-        <w:spacing w:after="80"/>
+        <w:spacing w:after="120"/>
       </w:pPr>
       <w:r>
         <w:rPr>
-          <w:color w:val="1C1714"/>
-          <w:sz w:val="23"/>
+          <w:color w:val="9A9286"/>
+          <w:sz w:val="22"/>
         </w:rPr>
-        <w:t>By March 1861, seven Southern states had left the Union. But the United States still held a few forts on Southern soil — and the most important was Fort Sumter, a brick fortress on an island in the middle of Charleston Harbor, South Carolina.</w:t>
+        <w:t>____________________________________________________________________________________________</w:t>
       </w:r>
     </w:p>
     <w:p>
       <w:pPr>
-        <w:spacing w:after="80"/>
+        <w:spacing w:after="120"/>
       </w:pPr>
       <w:r>
         <w:rPr>
-          <w:color w:val="1C1714"/>
-          <w:sz w:val="23"/>
+          <w:color w:val="9A9286"/>
+          <w:sz w:val="22"/>
         </w:rPr>
-        <w:t>The small U.S. garrison inside was running low on food. Lincoln faced a trap with no good exit: abandon the fort and accept that the Confederacy was a real country, or send in troops and be blamed for starting a war.</w:t>
+        <w:t>____________________________________________________________________________________________</w:t>
       </w:r>
     </w:p>
     <w:p>
+      <w:pPr>
+        <w:spacing w:after="120"/>
+      </w:pPr>
       <w:r>
         <w:rPr>
-          <w:i/>
-          <w:color w:val="6A6256"/>
-          <w:sz w:val="17"/>
+          <w:color w:val="9A9286"/>
+          <w:sz w:val="22"/>
         </w:rPr>
-        <w:t>“Bombardment of Fort Sumter, Charleston Harbor, April 12 &amp; 13, 1861” — lithograph, Currier &amp; Ives, 1861, public domain (Library of Congress).</w:t>
+        <w:t>____________________________________________________________________________________________</w:t>
       </w:r>
     </w:p>
     <w:p>
@@ -180,54 +349,77 @@
       <w:r>
         <w:rPr>
           <w:b/>
-          <w:color w:val="B1442F"/>
-          <w:sz w:val="28"/>
+          <w:color w:val="FFFFFF"/>
+          <w:sz w:val="20"/>
+          <w:shd w:val="clear" w:fill="B1442F"/>
         </w:rPr>
-        <w:t>A Message, Not an Army</w:t>
+        <w:t xml:space="preserve">  QUESTION 2  </w:t>
+      </w:r>
+      <w:r>
+        <w:rPr>
+          <w:b/>
+          <w:color w:val="6A6256"/>
+          <w:sz w:val="18"/>
+        </w:rPr>
+        <w:t xml:space="preserve">   STEP 2 · THE CLEVER TRAP</w:t>
       </w:r>
     </w:p>
     <w:p>
       <w:r>
         <w:rPr>
-          <w:b/>
-          <w:color w:val="6A6256"/>
-          <w:sz w:val="17"/>
+          <w:b w:val="0"/>
+          <w:color w:val="1C1714"/>
+          <w:sz w:val="23"/>
         </w:rPr>
-        <w:t>LINCOLN'S MOVE</w:t>
+        <w:t>Lincoln announced he was sending only food — no weapons or troops. Why was this such a shrewd move?</w:t>
       </w:r>
     </w:p>
     <w:p>
       <w:pPr>
-        <w:spacing w:after="80"/>
+        <w:spacing w:after="40"/>
+        <w:ind w:left="432"/>
       </w:pPr>
       <w:r>
         <w:rPr>
-          <w:color w:val="1C1714"/>
-          <w:sz w:val="23"/>
+          <w:sz w:val="22"/>
         </w:rPr>
-        <w:t>Lincoln found a third path. He announced he would send only food — “provisions” — to the hungry men inside. No weapons, no soldiers, no reinforcements. Just bread.</w:t>
+        <w:t>☐  A.  it secretly smuggled weapons into the fort</w:t>
       </w:r>
     </w:p>
     <w:p>
       <w:pPr>
-        <w:spacing w:after="80"/>
+        <w:spacing w:after="40"/>
+        <w:ind w:left="432"/>
       </w:pPr>
       <w:r>
         <w:rPr>
-          <w:color w:val="1C1714"/>
-          <w:sz w:val="23"/>
+          <w:sz w:val="22"/>
         </w:rPr>
-        <w:t>Now the decision belonged to the Confederacy. If they let the food through, they looked weak. If they attacked a resupply of food, they would fire the war's first shot in front of the whole world. Lincoln had handed them the choice — and the blame.</w:t>
+        <w:t>☐  B.  it guaranteed the war would never happen</w:t>
       </w:r>
     </w:p>
     <w:p>
+      <w:pPr>
+        <w:spacing w:after="40"/>
+        <w:ind w:left="432"/>
+      </w:pPr>
       <w:r>
         <w:rPr>
-          <w:i/>
-          <w:color w:val="6A6256"/>
-          <w:sz w:val="17"/>
+          <w:sz w:val="22"/>
         </w:rPr>
-        <w:t>The divided nation, 1861 — map, © ShadowDog Digital Studios (SDS Digital Collection).</w:t>
+        <w:t>☐  C.  it forced the Confederacy to choose between backing down or firing the first shot</w:t>
+      </w:r>
+    </w:p>
+    <w:p>
+      <w:pPr>
+        <w:spacing w:after="40"/>
+        <w:ind w:left="432"/>
+      </w:pPr>
+      <w:r>
+        <w:rPr>
+          <w:sz w:val="22"/>
+        </w:rPr>
+        <w:t>☐  D.  it convinced the seceded states to rejoin the Union</w:t>
       </w:r>
     </w:p>
     <w:p>
@@ -237,40 +429,65 @@
       <w:r>
         <w:rPr>
           <w:b/>
-          <w:color w:val="B1442F"/>
-          <w:sz w:val="28"/>
+          <w:color w:val="FFFFFF"/>
+          <w:sz w:val="20"/>
+          <w:shd w:val="clear" w:fill="B1442F"/>
         </w:rPr>
-        <w:t>The Bombardment of Fort Sumter</w:t>
+        <w:t xml:space="preserve">  QUESTION 3  </w:t>
+      </w:r>
+      <w:r>
+        <w:rPr>
+          <w:b/>
+          <w:color w:val="6A6256"/>
+          <w:sz w:val="18"/>
+        </w:rPr>
+        <w:t xml:space="preserve">   STEP 3 · EFFECTS RIPPLE OUT</w:t>
       </w:r>
     </w:p>
     <w:p>
       <w:r>
         <w:rPr>
-          <w:b/>
-          <w:color w:val="6A6256"/>
-          <w:sz w:val="17"/>
+          <w:b w:val="0"/>
+          <w:color w:val="1C1714"/>
+          <w:sz w:val="23"/>
         </w:rPr>
-        <w:t>APRIL 12–13, 1861</w:t>
+        <w:t>After Sumter, Lincoln called for 75,000 volunteers — and four more states seceded in response. Explain the cause and effect: why did a call for troops push states like Virginia out of the Union?</w:t>
       </w:r>
     </w:p>
     <w:p>
+      <w:pPr>
+        <w:spacing w:after="120"/>
+      </w:pPr>
       <w:r>
         <w:rPr>
-          <w:i/>
-          <w:color w:val="1C1714"/>
+          <w:color w:val="9A9286"/>
           <w:sz w:val="22"/>
         </w:rPr>
-        <w:t>For 34 hours Confederate guns ringing the harbor pounded the fort. Remarkably, no one on either side was killed in the battle itself. The war that followed would not be so merciful.</w:t>
+        <w:t>____________________________________________________________________________________________</w:t>
       </w:r>
     </w:p>
     <w:p>
+      <w:pPr>
+        <w:spacing w:after="120"/>
+      </w:pPr>
       <w:r>
         <w:rPr>
-          <w:i/>
-          <w:color w:val="6A6256"/>
-          <w:sz w:val="17"/>
+          <w:color w:val="9A9286"/>
+          <w:sz w:val="22"/>
         </w:rPr>
-        <w:t>“Bombardment of Fort Sumter, Charleston Harbor, April 12 &amp; 13, 1861” — lithograph, Currier &amp; Ives, 1861, public domain (Library of Congress).</w:t>
+        <w:t>____________________________________________________________________________________________</w:t>
+      </w:r>
+    </w:p>
+    <w:p>
+      <w:pPr>
+        <w:spacing w:after="120"/>
+      </w:pPr>
+      <w:r>
+        <w:rPr>
+          <w:color w:val="9A9286"/>
+          <w:sz w:val="22"/>
+        </w:rPr>
+        <w:t>____________________________________________________________________________________________</w:t>
       </w:r>
     </w:p>
     <w:p>
@@ -280,181 +497,79 @@
       <w:r>
         <w:rPr>
           <w:b/>
-          <w:color w:val="B1442F"/>
-          <w:sz w:val="28"/>
+          <w:color w:val="FFFFFF"/>
+          <w:sz w:val="20"/>
+          <w:shd w:val="clear" w:fill="B1442F"/>
         </w:rPr>
-        <w:t>The South Takes the Bait</w:t>
+        <w:t xml:space="preserve">  QUESTION 4  </w:t>
+      </w:r>
+      <w:r>
+        <w:rPr>
+          <w:b/>
+          <w:color w:val="6A6256"/>
+          <w:sz w:val="18"/>
+        </w:rPr>
+        <w:t xml:space="preserve">   STEP 4 · MAKE THE JUDGMENT</w:t>
       </w:r>
     </w:p>
     <w:p>
       <w:r>
         <w:rPr>
-          <w:b/>
-          <w:color w:val="6A6256"/>
-          <w:sz w:val="17"/>
+          <w:b w:val="0"/>
+          <w:color w:val="1C1714"/>
+          <w:sz w:val="23"/>
         </w:rPr>
-        <w:t>THE DECISION</w:t>
+        <w:t>Historians still argue about Sumter. Did Lincoln cleverly maneuver the South into starting the war, or did he provoke a war he could have avoided? Take a side and defend it in two or three sentences, using the chain of events as evidence.</w:t>
       </w:r>
     </w:p>
     <w:p>
       <w:pPr>
-        <w:spacing w:after="80"/>
+        <w:spacing w:after="120"/>
       </w:pPr>
       <w:r>
         <w:rPr>
-          <w:color w:val="1C1714"/>
-          <w:sz w:val="23"/>
+          <w:color w:val="9A9286"/>
+          <w:sz w:val="22"/>
         </w:rPr>
-        <w:t>Confederate President Jefferson Davis ordered the fort taken before the food arrived. At 4:30 a.m. on April 12, 1861, Confederate cannon opened fire. After a day and a half of bombardment, the U.S. garrison surrendered.</w:t>
+        <w:t>____________________________________________________________________________________________</w:t>
       </w:r>
     </w:p>
     <w:p>
       <w:pPr>
-        <w:spacing w:after="80"/>
+        <w:spacing w:after="120"/>
       </w:pPr>
       <w:r>
         <w:rPr>
-          <w:color w:val="1C1714"/>
-          <w:sz w:val="23"/>
+          <w:color w:val="9A9286"/>
+          <w:sz w:val="22"/>
         </w:rPr>
-        <w:t>The Confederacy had its fort — but it had also fired first. The effect was instant and enormous: the North, divided and hesitant the day before, was suddenly united in fury.</w:t>
-      </w:r>
-    </w:p>
-    <w:p>
-      <w:r>
-        <w:rPr>
-          <w:i/>
-          <w:color w:val="6A6256"/>
-          <w:sz w:val="17"/>
-        </w:rPr>
-        <w:t>“Bombardment of Fort Sumter, Charleston Harbor, April 12 &amp; 13, 1861” — lithograph, Currier &amp; Ives, 1861, public domain (Library of Congress).</w:t>
-      </w:r>
-    </w:p>
-    <w:p>
-      <w:r>
-        <w:rPr>
-          <w:b/>
-          <w:color w:val="6A6256"/>
-          <w:sz w:val="17"/>
-        </w:rPr>
-        <w:t>ABRAHAM LINCOLN · APRIL 15, 1861</w:t>
+        <w:t>____________________________________________________________________________________________</w:t>
       </w:r>
     </w:p>
     <w:p>
       <w:pPr>
-        <w:spacing w:after="80"/>
+        <w:spacing w:after="120"/>
       </w:pPr>
       <w:r>
         <w:rPr>
-          <w:color w:val="1C1714"/>
-          <w:sz w:val="23"/>
+          <w:color w:val="9A9286"/>
+          <w:sz w:val="22"/>
         </w:rPr>
-        <w:t>I call forth the militia of the several States of the Union, to the aggregate number of seventy-five thousand, in order to … suppress [the] combinations [against the laws].</w:t>
+        <w:t>____________________________________________________________________________________________</w:t>
       </w:r>
     </w:p>
     <w:p>
       <w:pPr>
-        <w:spacing w:after="80"/>
+        <w:spacing w:after="120"/>
       </w:pPr>
       <w:r>
         <w:rPr>
-          <w:color w:val="1C1714"/>
-          <w:sz w:val="23"/>
+          <w:color w:val="9A9286"/>
+          <w:sz w:val="22"/>
         </w:rPr>
-        <w:t>— PROCLAMATION CALLING FOR 75,000 VOLUNTEERS</w:t>
+        <w:t>____________________________________________________________________________________________</w:t>
       </w:r>
     </w:p>
-    <w:p>
-      <w:pPr>
-        <w:spacing w:before="200"/>
-      </w:pPr>
-      <w:r>
-        <w:rPr>
-          <w:b/>
-          <w:color w:val="B1442F"/>
-          <w:sz w:val="28"/>
-        </w:rPr>
-        <w:t>One Shot, a Whole War</w:t>
-      </w:r>
-    </w:p>
-    <w:p>
-      <w:r>
-        <w:rPr>
-          <w:b/>
-          <w:color w:val="6A6256"/>
-          <w:sz w:val="17"/>
-        </w:rPr>
-        <w:t>THE CHAIN REACTION</w:t>
-      </w:r>
-    </w:p>
-    <w:p>
-      <w:pPr>
-        <w:spacing w:after="80"/>
-      </w:pPr>
-      <w:r>
-        <w:rPr>
-          <w:color w:val="1C1714"/>
-          <w:sz w:val="23"/>
-        </w:rPr>
-        <w:t>Lincoln called for 75,000 volunteers to put down the rebellion. That call forced every remaining slave state to choose a side — and four more (Virginia, Arkansas, Tennessee, and North Carolina) seceded rather than send troops against fellow Southerners.</w:t>
-      </w:r>
-    </w:p>
-    <w:p>
-      <w:pPr>
-        <w:spacing w:after="80"/>
-      </w:pPr>
-      <w:r>
-        <w:rPr>
-          <w:color w:val="1C1714"/>
-          <w:sz w:val="23"/>
-        </w:rPr>
-        <w:t>A single decision in one harbor had set off a chain: resupply → attack → surrender → call for troops → four more states gone. The argument was over. The war had begun.</w:t>
-      </w:r>
-    </w:p>
-    <w:p>
-      <w:r>
-        <w:rPr>
-          <w:i/>
-          <w:color w:val="6A6256"/>
-          <w:sz w:val="17"/>
-        </w:rPr>
-        <w:t>“Bombardment of Fort Sumter, Charleston Harbor, April 12 &amp; 13, 1861” — lithograph, Currier &amp; Ives, 1861, public domain (Library of Congress).</w:t>
-      </w:r>
-    </w:p>
-    <w:p>
-      <w:pPr>
-        <w:spacing w:before="200"/>
-      </w:pPr>
-      <w:r>
-        <w:rPr>
-          <w:b/>
-          <w:color w:val="B1442F"/>
-          <w:sz w:val="28"/>
-        </w:rPr>
-        <w:t>Follow the Dominoes</w:t>
-      </w:r>
-    </w:p>
-    <w:p>
-      <w:r>
-        <w:rPr>
-          <w:b/>
-          <w:color w:val="6A6256"/>
-          <w:sz w:val="17"/>
-        </w:rPr>
-        <w:t>YOUR TURN</w:t>
-      </w:r>
-    </w:p>
-    <w:p>
-      <w:r>
-        <w:rPr>
-          <w:i/>
-          <w:color w:val="1C1714"/>
-          <w:sz w:val="22"/>
-        </w:rPr>
-        <w:t>You'll trace the chain of cause and effect that turned a food shipment into a civil war — and judge whether Lincoln outmaneuvered the South or provoked it.</w:t>
-      </w:r>
-    </w:p>
-    <w:p/>
     <w:p>
       <w:pPr>
         <w:jc w:val="center"/>
@@ -467,9 +582,160 @@
         <w:t>Promise &amp; Practice · ShadowDog Digital Studios · Unit 2</w:t>
       </w:r>
     </w:p>
+    <w:p>
+      <w:r>
+        <w:br w:type="page"/>
+      </w:r>
+    </w:p>
+    <w:tbl>
+      <w:tblPr>
+        <w:tblW w:type="auto" w:w="0"/>
+        <w:tblLayout w:type="autofit"/>
+        <w:tblLook w:firstColumn="1" w:firstRow="1" w:lastColumn="0" w:lastRow="0" w:noHBand="0" w:noVBand="1" w:val="04A0"/>
+      </w:tblPr>
+      <w:tblGrid>
+        <w:gridCol w:w="10224"/>
+      </w:tblGrid>
+      <w:tr>
+        <w:tc>
+          <w:tcPr>
+            <w:tcW w:type="dxa" w:w="10224"/>
+            <w:shd w:val="clear" w:fill="2c2219"/>
+          </w:tcPr>
+          <w:p>
+            <w:r>
+              <w:rPr>
+                <w:b/>
+                <w:color w:val="F0A184"/>
+                <w:sz w:val="28"/>
+              </w:rPr>
+              <w:t>TEACHER ANSWER KEY  —  Fort Sumter — A House Divided</w:t>
+            </w:r>
+          </w:p>
+        </w:tc>
+      </w:tr>
+    </w:tbl>
+    <w:p/>
+    <w:p>
+      <w:r>
+        <w:rPr>
+          <w:b/>
+          <w:color w:val="B1442F"/>
+          <w:sz w:val="22"/>
+        </w:rPr>
+        <w:t xml:space="preserve">QUESTION 1:  </w:t>
+      </w:r>
+      <w:r>
+        <w:rPr>
+          <w:sz w:val="22"/>
+        </w:rPr>
+        <w:t>Open response.</w:t>
+      </w:r>
+    </w:p>
+    <w:p>
+      <w:pPr>
+        <w:ind w:left="432"/>
+      </w:pPr>
+      <w:r>
+        <w:rPr>
+          <w:i/>
+          <w:color w:val="6A6256"/>
+          <w:sz w:val="21"/>
+        </w:rPr>
+        <w:t>Look for a response along the lines of: “1 = ___  2 = ___  3 = ___  4 = ___  5 = ___”</w:t>
+      </w:r>
+    </w:p>
+    <w:p>
+      <w:r>
+        <w:rPr>
+          <w:b/>
+          <w:color w:val="B1442F"/>
+          <w:sz w:val="22"/>
+        </w:rPr>
+        <w:t xml:space="preserve">QUESTION 2:  </w:t>
+      </w:r>
+      <w:r>
+        <w:rPr>
+          <w:b/>
+          <w:sz w:val="22"/>
+        </w:rPr>
+        <w:t>Correct — C. it forced the Confederacy to choose between backing down or firing the first shot</w:t>
+      </w:r>
+    </w:p>
+    <w:p>
+      <w:pPr>
+        <w:ind w:left="432"/>
+      </w:pPr>
+      <w:r>
+        <w:rPr>
+          <w:i/>
+          <w:color w:val="6A6256"/>
+          <w:sz w:val="21"/>
+        </w:rPr>
+        <w:t>Exactly. By offering only food, Lincoln made the Confederacy choose between looking weak or firing on a humanitarian shipment. Either way, the hard choice — and the blame for starting the war — landed on them.</w:t>
+      </w:r>
+    </w:p>
+    <w:p>
+      <w:r>
+        <w:rPr>
+          <w:b/>
+          <w:color w:val="B1442F"/>
+          <w:sz w:val="22"/>
+        </w:rPr>
+        <w:t xml:space="preserve">QUESTION 3:  </w:t>
+      </w:r>
+      <w:r>
+        <w:rPr>
+          <w:sz w:val="22"/>
+        </w:rPr>
+        <w:t>Open response.</w:t>
+      </w:r>
+    </w:p>
+    <w:p>
+      <w:pPr>
+        <w:ind w:left="432"/>
+      </w:pPr>
+      <w:r>
+        <w:rPr>
+          <w:i/>
+          <w:color w:val="6A6256"/>
+          <w:sz w:val="21"/>
+        </w:rPr>
+        <w:t>Look for a response along the lines of: “The call for troops forced states to choose because…”</w:t>
+      </w:r>
+    </w:p>
+    <w:p>
+      <w:r>
+        <w:rPr>
+          <w:b/>
+          <w:color w:val="B1442F"/>
+          <w:sz w:val="22"/>
+        </w:rPr>
+        <w:t xml:space="preserve">QUESTION 4:  </w:t>
+      </w:r>
+      <w:r>
+        <w:rPr>
+          <w:sz w:val="22"/>
+        </w:rPr>
+        <w:t>Open response.</w:t>
+      </w:r>
+    </w:p>
+    <w:p>
+      <w:pPr>
+        <w:ind w:left="432"/>
+      </w:pPr>
+      <w:r>
+        <w:rPr>
+          <w:i/>
+          <w:color w:val="6A6256"/>
+          <w:sz w:val="21"/>
+        </w:rPr>
+        <w:t>Look for a response along the lines of: “I think Lincoln ___ because the sequence of events shows…”</w:t>
+      </w:r>
+    </w:p>
     <w:sectPr>
       <w:pgSz w:w="12240" w:h="15840"/>
-      <w:pgMar w:top="1152" w:right="1152" w:bottom="1152" w:left="1152" w:header="720" w:footer="720" w:gutter="0"/>
+      <w:pgMar w:top="1008" w:right="1008" w:bottom="1008" w:left="1008" w:header="720" w:footer="720" w:gutter="0"/>
       <w:cols w:space="720"/>
       <w:docGrid w:linePitch="360"/>
     </w:sectPr>
